--- a/scraping/marker-our-difference.docx
+++ b/scraping/marker-our-difference.docx
@@ -12,7 +12,7 @@
     </w:p>
     <w:p>
       <w:r>
-        <w:t>A marker of our difference  Econocom Skip to main content    FranaisEnglish Belgium France Germany Spain Italia Luxembourg Netherlands Poland United Kingdom United States Econocom HomeCartographyPillar 1The impact of our solutionsA 360 responseCircularity is the solutionEasi, the universal impactProduct Care, proof of sustainabilityGreen  Energy, the dual transitionThe vital imperativeReducing CO2 acting quickly and decisivelyThe utility of virtueSaving the planetRefurbishing is the future Certifications and labelsQuality requirementsISO 14001 the universal referenceAll articlesPillar 2The wealth of our commitmentsA marker of our differenceDiversity is a source of prideMeasure of excellenceIn synch with citizensWorking intelligentlyKnow your potentialLifelong learningInclude all willsWellmeasured fairness Removing obstaclesTraining for impact Solidarity obliges usSupportive, useful and effectiveSupporting emancipationCivic sponsorshipAll articlesPillar 3LandmarksStudies weak signals, strong currentsWhat we learn...Secondhand becomes first choiceTimelineAll articles got a project? join us Econocom follow us got a project? Equipment All equipment EndUser Computing Mobility Audiovisual Infrastructure Product Care Services All services User environments Cloud, infrastructure and hybridisation Applications and data Cybersecurity financing All our financing solutions Technological, industrial and energy financing For immediate cash flow Financing partner sales Managing and coordinating assets A platform for reselling assets to employees Collecting, recycling and reusing assets Optimising and financing the energy transition Measuring, reducing and offsetting your carbon footprint Manage your environmental performance Refurbished equipment leased Audiovisual Comprehensive solutions Digitalise your workplace Enhance your business mobility Enhance digital learning Microsoft comprehensive solution Develop responsible and circular digital technology get to know us The Econocom Group Governance CSR Commitments Ethics and compliance Econocom Impact Homepage The impact of our solutions The wealth of our commitments Landmarks Careers Job opportunities Become a sales agent! Employee testimonials Our jobs Working at Econocom Investors Financial results Financial calendar Key figures Regulated information Share General meetings Financial reports Newsroom Latest articles Press releases News Events Case studies Contact Econocom Econocom ImpactThe wealth of our commitmentsA marker of our difference A marker of our difference Summary Diversity is a source of pride With 9,000 employees, weve been promoting diversity, a responsible economy and inclusion for 50 years. It's one of the hallmarks of our difference. Measure of excellence The Ecovadis CSR ranking puts us in the top 5 of companies. In synch with citizens A benchmark survey has recognised the reality of our social and environmental responsibility for the 2nd year running. Diversity is a source of pride We are composed of almost 9,000 people of very different cultures, languages and ages. We live and work in a wide variety of countries and regions.We've been working in the responsible economy from the outset pioneers in refurbishment, forerunners in the fight against obsolescence, trailblazers in hardware availability and payasyougo services The diversity of successive challenges has enabled us to develop a solid corporate mission. What began as a rebellion against the established order of waste is now a success story driven by our teams in all their complementary roles and recognised by the market. This diversity also translates into progress in gender equality in the workplace, with our gender equality index France rising significantly in 2023, from 86 to 94100. Our businesses are very diverse, as are our customers and their needs. For half a century weve been building a company where respect for difference is essential, cultivated and shared. Diversity is our daily reality and forms the basis of our resilience.Weve set up platforms for whistleblowers no reports of discrimination for whatever reason were recorded in 2022 and 2023. Thats the same as previously. Measure of excellence Our ECOVADIS notation With a score of 70100, Econocom is one of the top 5 of companies in terms of CSR out of a panel of over 6,000 companies examined. This recognition earned us a gold medal from Ecovadis.Nous avons progress de 4 points par rapport  2022, grce  des actions cibles sur les relations humaines et achats responsables. Our progress with Ecovadis Ecovadis is recognised as the global standard for CSR assessments.Thousands of companies have chosen it as their partner thanks to a performancesharing platform, a universal evaluation form, comparative analyses and continuous improvement tools. Mapping the intrinsic risks of 1.6 million suppliers is a powerful and reliable tool. In synch with citizens For the second year running weve been singled out in the French magazine Le Point 's ranking of responsible companies based on studies carried out by the Statista institute. This is a source of great pride since this is a ranking of CSR performance which takes into account the public's expectations of corporate responsibility, as well as the quantitative results of extrafinancial indicators. As part of this study, the CSR performance indicators and extrafinancial annual reports of 2,000 companies with offices in France and at least 500 employees were examined in detail, alongside an independent online survey of a sample of 5,000 people. Le Point published the final list of the 250 most responsible companies, and were among them! diversity Solidarity Good faith Back to pillar Explore Solidarity obliges us Include all wills In the same pillar Working intelligently Include all wills Solidarity obliges us EquipmentServicesfinancingAudiovisualComprehensive solutions The Hub.Paris 11 square Lon Blum 92800, Puteaux France 33 1 41 67 30 00 Registered office Place du Champ de Mars, 5 B14 1050 Brussels quick access the econocom group job opportunities econocom impact newsroom client area blog got a project? follow us One digital company Terms of use Cookies policy Credits Data protection policy 2024 ECONOCOM</w:t>
+        <w:t>A marker of our difference  Econocom Skip to main content    FranaisEnglish Belgium France Germany Spain Italia Luxembourg Netherlands Poland United Kingdom United States Econocom HomeCartographyPillar 1The impact of our solutionsDeltrian chooses Econocom to finance its energy transition Deltrian committed to cleaner airA twofold challengeAn innovative financial solutionTracking to boost progressEconocoms key roleTimingbbnet  Econocom a strategic acquisitionThe ambitions of bbnetEconocom and bbnet AI a game changer ? Econocom Factory performance and impactInterview with Stanislas HussonThe future of Econocom FactoryRefurbished devices breaking down barriers to speed up the sustainable transformation The impact of AI on the refurbishment industry Boldness a catalyst for creativity and transformationA 360 responseCircularity is the solutionEasi, the universal impactInterview Galle MassonProduct Care, proof of sustainabilityGreen  Energy, the dual transitionInterview Frdric LouguetThe vital imperativeReducing CO2 acting quickly and decisivelyInterview de Stphane PalermoInterview d'Alexis NormandThe utility of virtueSaving the planetRefurbishing is the future Interview de Jean Loup de ReymaekertCertifications and labelsQuality requirementsISO 14001 the universal referenceAll articlesPillar 2The wealth of our commitmentsChanges to CSR in tenders More demanding and structured criteriaChallenges that match ambitionsA more collaborative relationshipEmployee volunteer scheme internal feedbackWhat role does Komeet formerly Vendredi play in implementing the corporate volunteering scheme?The volunteer programmes available on the platformCorporate volunteering and the Econocom groups commitmentJonathan Ravaud supporting education, an important cause for me Daria Zachcial  "helping to build confidence in young jobseekers"Muguette Siry  "helping future mums" POEI scheme discovering, training and hiring talentsPOEI a driver for inclusive, targeted recruitmentAn immersive, jointly developed training courseA tailored, vocational courseEmployee engagement a key social and environmentalCorporate volunteeringInterview with Julian Guerin What does Vendredi do ? VOKA Sustainability CharterHilde Janssens' interviewWhy did Econocom Belgium want to obtain this charter?Examples of defined action plans and concrete resultsWhat would be the next step? A marker of our differenceDiversity is a source of prideMeasure of excellenceIn synch with citizensWorking intelligentlyKnow your potentialLifelong learningInclude all willsWellmeasured fairness Removing obstaclesInterview de Charlotte LaforgeTraining for impact Interview de Pierre GirardeauInterview d'Emanuela VerzeniInterview de Jean GuoSolidarity obliges usSupportive, useful and effectiveSupporting emancipationCivic sponsorshipAll articlesPillar 3LandmarksLenovos sustainability leadership in actionThe importance of sustainability A smarter circular approach Lenovo 360 CircleAILenovo and Econocom The rise in the refurbished equipment marketInterview with Laurent LamoureuxReasons for the rise in refurbishingPurchasing habits of public and private organizationsHow to help overcome these reservationsEconocoms partnersCSRD all hands on deck!Interview with Badis Belgacem and Franois BaziDouble materiality the cornerstone of CSRDThe companies concernedPutting together Econocoms 2023 reportHP committed to sustainability Video interview with Matthieu SabinHow to introduce a circular approach in digital technology ? Amplify impact  initiative de HPinc pour un numrique plus responsable Une reconnaissance d'excellence pour EconocomUn cosystme de partenaires engagsPAC Survey on Responsible Digital Practices in EuropeHow digitally responsible are companies?Infographie de l'tude PAC 2024 Studies weak signals, strong currentsWhat we learn...Interview of Vroniquer TornerSecondhand becomes first choiceTimelineAll articles got a project? join us Econocom follow us got a project? Equipment All equipment EndUser Computing Mobility Audiovisual Infrastructure Product Care Services All services User environments Cloud, infrastructure and hybridisation Applications and data Cybersecurity financing All our financing solutions Technological, industrial and energy financing For immediate cash flow Financing partner sales Managing and coordinating assets A platform for reselling assets to employees Collecting, recycling and reusing assets Optimising and financing the energy transition Measuring, reducing and offsetting your carbon footprint Manage your environmental performance Refurbished equipment leased i.tem  Intelligent Tech Equipment Management Audiovisual Comprehensive solutions Digitalise your workplace Enhance your business mobility Enhance digital learning Microsoft comprehensive solution Develop responsible and circular digital technology get to know us The Econocom Group CSR Commitments Ethics and compliance Governance Board of Directors Executive Committee Group Management Committee Group Support Functions Econocom Impact Homepage The impact of our solutions The wealth of our commitments Landmarks Careers Job opportunities Become a sales agent! Employee testimonials Our jobs Working at Econocom Investors Financial results Financial calendar Key figures Regulated information Share General meetings Financial reports Newsroom Latest articles Press releases News Events Case studies Blog Contact Econocom Econocom ImpactThe wealth of our commitmentsA marker of our difference A marker of our difference Published on March 24th, 2024 Summary Diversity is a source of pride With 9,000 employees, weve been promoting diversity, a responsible economy and inclusion for 50 years. It's one of the hallmarks of our difference. Measure of excellence The Ecovadis CSR ranking puts us in the top 5 of companies. In synch with citizens A benchmark survey has recognised the reality of our social and environmental responsibility for the 2nd year running. Diversity is a source of pride We are composed of almost 9,000 people of very different cultures, languages and ages. We live and work in a wide variety of countries and regions.We've been working in the responsible economy from the outset pioneers in refurbishment, forerunners in the fight against obsolescence, trailblazers in hardware availability and payasyougo services The diversity of successive challenges has enabled us to develop a solid corporate mission. What began as a rebellion against the established order of waste is now a success story driven by our teams in all their complementary roles and recognised by the market. This diversity also translates into progress in gender equality in the workplace, with our gender equality index France rising in 2024, from 86 to 89,5100. Our businesses are very diverse, as are our customers and their needs. For half a century weve been building a company where respect for difference is essential, cultivated and shared. Diversity is our daily reality and forms the basis of our resilience.Weve set up platforms for whistleblowers no reports of discrimination for whatever reason were recorded in 2023 and 2024. Thats the same as previously. Measure of excellence Our ECOVADIS notation With a score of 76100, Econocom is one of the top 5 companies in terms of CSR out of a panel of over 6,000 companies assessed. Again this year, we won the gold medal ! We have improved by 2 points compared to 2024, thanks to actions targeted on human resources and responsible procurement. Our progress with Ecovadis Ecovadis is recognised as the global standard for CSR assessments.Thousands of companies have chosen it as their partner thanks to a performancesharing platform, a universal evaluation form, comparative analyses and continuous improvement tools. Mapping the intrinsic risks of 1.6 million suppliers is a powerful and reliable tool. In synch with citizens For the second year running weve been singled out in the French magazine Le Point 's ranking of responsible companies based on studies carried out by the Statista institute. This is a source of great pride since this is a ranking of CSR performance which takes into account the public's expectations of corporate responsibility, as well as the quantitative results of extrafinancial indicators. As part of this study, the CSR performance indicators and extrafinancial annual reports of 2,000 companies with offices in France and at least 500 employees were examined in detail, alongside an independent online survey of a sample of 5,000 people. diversity Solidarity Good faith Back to pillar Want to discuss sustainability, responsible digital and social economy, or circular economy? Contact us Explore Changes to CSR in tenders Employee volunteer scheme internal feedback In the same pillar EquipmentServicesfinancingAudiovisualComprehensive solutions The Hub.Paris 11 square Lon Blum 92800, Puteaux France 33 1 41 67 30 00 Registered office Place du Champ de Mars, 5 B14 1050 Brussels quick access the econocom group job opportunities become a sales agent econocom impact newsroom client area blog got a project? follow us Terms of use Cookies policy Credits Data protection policy 2026 ECONOCOM</w:t>
       </w:r>
     </w:p>
     <w:sectPr>
